--- a/ru/discovery-articles/6.28 Штрихкоды и QR-коды.docx
+++ b/ru/discovery-articles/6.28 Штрихкоды и QR-коды.docx
@@ -4,13 +4,20 @@
   <w:body>
     <w:p>
       <w:pPr>
-        <w:spacing w:before="0" w:after="80"/>
+        <w:pStyle w:val="Title"/>
+        <w:widowControl/>
+      </w:pPr>
+      <w:r>
+        <w:t>6.28 Штрихкоды и QR-коды</w:t>
+      </w:r>
+    </w:p>
+    <w:p>
+      <w:pPr>
+        <w:keepNext/>
+        <w:widowControl/>
       </w:pPr>
       <w:r>
         <w:rPr>
-          <w:rFonts w:ascii="Calibri" w:hAnsi="Calibri" w:cs="Calibri"/>
-          <w:b/>
-          <w:color w:val="2E74B5"/>
           <w:sz w:val="20"/>
         </w:rPr>
         <w:t>6. Цифровые технологии, космос и связь</w:t>
@@ -19,121 +26,81 @@
     <w:p>
       <w:pPr>
         <w:keepNext/>
-        <w:spacing w:before="0" w:after="120"/>
+        <w:widowControl/>
       </w:pPr>
       <w:r>
         <w:rPr>
-          <w:rFonts w:ascii="Calibri" w:hAnsi="Calibri" w:cs="Calibri"/>
-          <w:b/>
-          <w:color w:val="0B2545"/>
-          <w:sz w:val="48"/>
+          <w:sz w:val="20"/>
         </w:rPr>
-        <w:t>6.28 Штрихкоды и QR-коды</w:t>
+        <w:t>Период: 1940–1970-е годы — патенты штрихкодов и внедрение UPC; 1994 год — QR Code, Denso Wave; позднее повсеместное сканирование | Основные участники: Норман Джозеф Вудленд, Бернард Силвер, торговые комитеты UPC, Масахиро Хара и Denso Wave</w:t>
       </w:r>
     </w:p>
     <w:p>
       <w:pPr>
-        <w:spacing w:before="0" w:after="200" w:line="276" w:lineRule="auto"/>
+        <w:widowControl/>
       </w:pPr>
       <w:r>
-        <w:rPr>
-          <w:rFonts w:ascii="Calibri" w:hAnsi="Calibri" w:cs="Calibri"/>
-          <w:i/>
-          <w:color w:val="666666"/>
-          <w:sz w:val="21"/>
-        </w:rPr>
-        <w:t>Период: 1940–1970-е годы — патенты на штрихкоды и внедрение UPC; 1994 год — QR-код компании Denso Wave; позднее — повсеместное сканирование | Ключевые фигуры и организации: Норман Джозеф Вудленд и Бернард Силвер; комитеты пищевой промышленности по UPC; Масахиро Хара и Denso Wave — создатели QR-кода</w:t>
-      </w:r>
-    </w:p>
-    <w:p>
-      <w:pPr>
-        <w:spacing w:before="0" w:after="200" w:line="300" w:lineRule="auto"/>
-      </w:pPr>
-      <w:r>
-        <w:rPr>
-          <w:rFonts w:ascii="Calibri" w:hAnsi="Calibri" w:cs="Calibri"/>
-          <w:color w:val="0B2545"/>
-          <w:sz w:val="23"/>
-        </w:rPr>
-        <w:t>Штрихкоды и QR-коды представляют данные в виде узора, который машина считывает с помощью света. Они ускорили расчёт на кассе, логистику и привязку физических предметов к цифровым записям.</w:t>
+        <w:t>Штрихкоды и QR-коды представляют данные в виде рисунка, который можно считать оптическим устройством. Они ускорили кассы, логистику и связь физических вещей с цифровыми записями.</w:t>
       </w:r>
     </w:p>
     <w:p>
       <w:pPr>
         <w:pStyle w:val="Heading1"/>
+        <w:widowControl/>
       </w:pPr>
       <w:r>
-        <w:t>Ключевые факты</w:t>
+        <w:t>Кратко о главном</w:t>
       </w:r>
     </w:p>
     <w:p>
       <w:pPr>
-        <w:keepLines/>
-        <w:spacing w:after="80" w:line="300" w:lineRule="auto"/>
-        <w:numPr>
-          <w:ilvl w:val="0"/>
-          <w:numId w:val="10"/>
-        </w:numPr>
+        <w:pStyle w:val="ListBullet"/>
+        <w:widowControl/>
       </w:pPr>
       <w:r>
-        <w:t>На рубеже 1940–1950-х годов Вудленд и Силвер запатентовали ранний круговой штрихкод в виде мишени.</w:t>
+        <w:t>В конце 1940–1950-х Вудленд и Силвер запатентовали раннюю концентрическую схему «мишени».</w:t>
       </w:r>
     </w:p>
     <w:p>
       <w:pPr>
-        <w:keepLines/>
-        <w:spacing w:after="80" w:line="300" w:lineRule="auto"/>
-        <w:numPr>
-          <w:ilvl w:val="0"/>
-          <w:numId w:val="10"/>
-        </w:numPr>
+        <w:pStyle w:val="ListBullet"/>
+        <w:widowControl/>
       </w:pPr>
       <w:r>
-        <w:t>В 1970-е годы началось массовое внедрение универсального товарного кода UPC и сканирования в супермаркетах.</w:t>
+        <w:t>Универсальный товарный код UPC и кассовое сканирование распространились в 1970-х.</w:t>
       </w:r>
     </w:p>
     <w:p>
       <w:pPr>
-        <w:keepLines/>
-        <w:spacing w:after="80" w:line="300" w:lineRule="auto"/>
-        <w:numPr>
-          <w:ilvl w:val="0"/>
-          <w:numId w:val="10"/>
-        </w:numPr>
+        <w:pStyle w:val="ListBullet"/>
+        <w:widowControl/>
       </w:pPr>
       <w:r>
-        <w:t>Линейные штрихкоды хранят короткий идентификатор, по которому система находит подробную запись в базе данных.</w:t>
+        <w:t>Линейный код обычно хранит короткий идентификатор подробной записи базы.</w:t>
       </w:r>
     </w:p>
     <w:p>
       <w:pPr>
-        <w:keepLines/>
-        <w:spacing w:after="80" w:line="300" w:lineRule="auto"/>
-        <w:numPr>
-          <w:ilvl w:val="0"/>
-          <w:numId w:val="10"/>
-        </w:numPr>
+        <w:pStyle w:val="ListBullet"/>
+        <w:widowControl/>
       </w:pPr>
       <w:r>
-        <w:t>Созданные в Denso Wave в 1994 году QR-коды вмещают больше данных в двумерной матрице и считываются под разными углами.</w:t>
+        <w:t>QR 1994 года содержит больше данных в двумерной матрице, читаемой под разными углами.</w:t>
       </w:r>
     </w:p>
     <w:p>
       <w:pPr>
-        <w:keepLines/>
-        <w:spacing w:after="80" w:line="300" w:lineRule="auto"/>
-        <w:numPr>
-          <w:ilvl w:val="0"/>
-          <w:numId w:val="10"/>
-        </w:numPr>
+        <w:pStyle w:val="ListBullet"/>
+        <w:widowControl/>
       </w:pPr>
       <w:r>
-        <w:t>Смартфоны превратили сканирование QR-кодов в привычный способ оплаты, проверки билетов и перехода по ссылкам.</w:t>
+        <w:t>Телефоны сделали сканирование привычным для платежей, билетов и ссылок.</w:t>
       </w:r>
     </w:p>
     <w:p>
       <w:pPr>
         <w:pStyle w:val="Heading1"/>
+        <w:widowControl/>
       </w:pPr>
       <w:r>
         <w:t>Что это такое</w:t>
@@ -141,143 +108,101 @@
     </w:p>
     <w:p>
       <w:pPr>
-        <w:keepLines w:val="0"/>
+        <w:widowControl/>
       </w:pPr>
       <w:r>
-        <w:t>Штрихкод — это машиночитаемый оптический узор, обычно набор полос или двумерная матрица, кодирующий числа либо текст. Сканер освещает рисунок, анализирует отражённый свет и превращает его в идентификатор, по которому компьютер находит нужную запись.</w:t>
-      </w:r>
-    </w:p>
-    <w:p>
-      <w:pPr>
-        <w:keepLines w:val="0"/>
-      </w:pPr>
-      <w:r>
-        <w:t>Плотная квадратная матрица QR-кода может сама содержать веб-адрес или небольшой объём данных, хотя многие коды также ведут к базе данных. Иными словами, это напечатанный кратчайший путь от вещи к информации о ней.</w:t>
+        <w:t>Оптический код представляет числа или текст полосами либо двумерной матрицей. Сканер освещает рисунок, расшифровывает отражение и передаёт идентификатор компьютеру. QR, Quick Response, «быстрый отклик», — плотная квадратная матрица, способная хранить адрес веб-ресурса или короткие данные без отдельного поиска, хотя часто ведёт к базе. Это печатный короткий путь от предмета к информации.</w:t>
       </w:r>
     </w:p>
     <w:p>
       <w:pPr>
         <w:pStyle w:val="Heading1"/>
+        <w:widowControl/>
       </w:pPr>
       <w:r>
-        <w:t>Кто это открыл или изобрёл</w:t>
+        <w:t>Кто открыл или изобрёл</w:t>
       </w:r>
     </w:p>
     <w:p>
       <w:pPr>
-        <w:keepLines w:val="0"/>
+        <w:widowControl/>
       </w:pPr>
       <w:r>
-        <w:t>Норман Джозеф Вудленд и Бернард Силвер пришли к ранней идее штрихкода, вдохновившись узорами, похожими на азбуку Морзе. Отраслевые комитеты и инженеры превратили универсальный товарный код UPC в практический инструмент для продуктовых магазинов.</w:t>
-      </w:r>
-    </w:p>
-    <w:p>
-      <w:pPr>
-        <w:keepLines w:val="0"/>
-      </w:pPr>
-      <w:r>
-        <w:t>Команда Масахиро Хары в Denso Wave создала QR-код для отслеживания автомобильных деталей, а затем широко открыла лицензию на его использование. Производители сканеров и органы стандартизации дополнили систему. Заслуга принадлежит как изобретателям, так и тем, кто обеспечил массовое внедрение.</w:t>
+        <w:t>Вудленд и Силвер опирались на рисунки, похожие на азбуку Морзе. Комитеты торговли и инженеры сделали UPC, Universal Product Code, практичным для магазинов. Команда Хары в Denso Wave создала QR для автомобильных деталей, позднее широко открыла лицензию. Производители сканеров и стандартизаторы завершили систему. Заслуга разделена между авторами и внедрявшими.</w:t>
       </w:r>
     </w:p>
     <w:p>
       <w:pPr>
         <w:pStyle w:val="Heading1"/>
+        <w:widowControl/>
       </w:pPr>
       <w:r>
-        <w:t>Когда и как это появилось</w:t>
+        <w:t>Когда и как появилось</w:t>
       </w:r>
     </w:p>
     <w:p>
       <w:pPr>
-        <w:keepLines w:val="0"/>
+        <w:widowControl/>
       </w:pPr>
       <w:r>
-        <w:t>Патенты и опытные образцы появились раньше первого сканирования товара с UPC в супермаркете Marsh в 1974 году — события, которое часто считают важной вехой. В 1980-е штрихкоды распространились на складах и в библиотеках.</w:t>
-      </w:r>
-    </w:p>
-    <w:p>
-      <w:pPr>
-        <w:keepLines w:val="0"/>
-      </w:pPr>
-      <w:r>
-        <w:t>QR-коды появились в 1994 году на заводских линиях, а в 2000–2010-е перешли в рекламу и смартфоны. Регистрация во время пандемии и мобильные платежи ещё быстрее приучили к ним широкую публику. Носитель остался прежним — чернила и свет, зато программная среда вокруг него стала гораздо сложнее.</w:t>
+        <w:t>Патенты и прототипы предшествовали часто упоминаемому сканированию 1974 года в магазине Marsh. В 1980-х коды вошли в склады и библиотеки. QR появился для фабрик в 1994-м, в 2000–2010-х перешёл в рекламу и телефоны. Пандемийные регистрации и мобильные платежи ускорили знакомство публики. Данные по-прежнему печатали и считывали с помощью света, а программы становились сложнее.</w:t>
       </w:r>
     </w:p>
     <w:p>
       <w:pPr>
         <w:pStyle w:val="Heading1"/>
+        <w:widowControl/>
       </w:pPr>
       <w:r>
-        <w:t>Научное значение</w:t>
+        <w:t>Значение для науки</w:t>
       </w:r>
     </w:p>
     <w:p>
       <w:pPr>
-        <w:keepLines w:val="0"/>
+        <w:widowControl/>
       </w:pPr>
       <w:r>
-        <w:t>Оптические коды потребовали методов исправления ошибок, допустимых отклонений печати и декодирования в реальном времени даже при бликах или повреждении рисунка. Они связали физические товарные запасы с реляционными базами данных в огромном масштабе.</w:t>
-      </w:r>
-    </w:p>
-    <w:p>
-      <w:pPr>
-        <w:keepLines w:val="0"/>
-      </w:pPr>
-      <w:r>
-        <w:t>Логистика использует частоту и результаты сканирования как операционные данные. С научной точки зрения штрихкод — мост между материальным предметом и цифровой информацией, интерфейсом которому служит дешёвая бумага.</w:t>
+        <w:t>Коды стимулировали исправление ошибок, допуски печати и мгновенное распознавание при бликах и повреждениях. Вещи массово связались с реляционными базами данных. В логистике частота сканирования стала измеряемым показателем. Это мост между атомами и битами с дешёвой бумагой как интерфейсом.</w:t>
       </w:r>
     </w:p>
     <w:p>
       <w:pPr>
         <w:pStyle w:val="Heading1"/>
+        <w:widowControl/>
       </w:pPr>
       <w:r>
-        <w:t>Влияние на последующее развитие</w:t>
+        <w:t>Влияние на дальнейшее развитие</w:t>
       </w:r>
     </w:p>
     <w:p>
       <w:pPr>
-        <w:keepLines w:val="0"/>
+        <w:widowControl/>
       </w:pPr>
       <w:r>
-        <w:t>Радиочастотные метки RFID и кассы с компьютерным зрением распространили автоматическую идентификацию за пределы печатных кодов. Однако центры обработки заказов электронной торговли по-прежнему живут последовательностью событий сканирования.</w:t>
-      </w:r>
-    </w:p>
-    <w:p>
-      <w:pPr>
-        <w:keepLines w:val="0"/>
-      </w:pPr>
-      <w:r>
-        <w:t>Браслеты пациентов и посадочные талоны используют тот же язык узоров. Глубокие ссылки в приложениях превращают QR-код в физический аналог гиперссылки.</w:t>
+        <w:t>Радиочастотная идентификация, RFID, и кассы компьютерного зрения расширяют автоматическое опознание за пределы печати. Работа складов интернет-торговли по-прежнему строится вокруг операций сканирования. Браслеты пациентов и посадочные талоны используют тот же язык. Прямые ссылки в приложения делают QR физической гиперссылкой.</w:t>
       </w:r>
     </w:p>
     <w:p>
       <w:pPr>
         <w:pStyle w:val="Heading1"/>
+        <w:widowControl/>
       </w:pPr>
       <w:r>
-        <w:t>Как это изменило жизнь людей</w:t>
+        <w:t>Как изменило жизнь людей</w:t>
       </w:r>
     </w:p>
     <w:p>
       <w:pPr>
-        <w:keepLines w:val="0"/>
+        <w:widowControl/>
       </w:pPr>
       <w:r>
-        <w:t>Очереди на кассах сократились, нехватку товаров стало легче замечать, а в некоторых цепочках поставок улучшилось выявление подделок. Одновременно работники столкнулись с жёстким темпом сканирования и наблюдением за движением каждой коробки.</w:t>
-      </w:r>
-    </w:p>
-    <w:p>
-      <w:pPr>
-        <w:keepLines w:val="0"/>
-      </w:pPr>
-      <w:r>
-        <w:t>Покупатели получили кассы самообслуживания и удобные электронные билеты, но вместе с ними — фишинг через вредоносные QR-коды. Небольшая полосатая наклейка на коробке хлопьев незаметно преобразила всю розничную торговлю.</w:t>
+        <w:t>Очереди сократились, нехватка запасов стала заметнее, в некоторых цепочках улучшился поиск подделок. Работники столкнулись с темпом сканирования и наблюдением каждого ящика. Покупатели получили самообслуживание и удобные билеты, а также риск фишинга через вредоносные коды. Полосатая наклейка на коробке хлопьев незаметно изменила торговлю.</w:t>
       </w:r>
     </w:p>
     <w:p>
       <w:pPr>
         <w:pStyle w:val="Heading1"/>
+        <w:widowControl/>
       </w:pPr>
       <w:r>
         <w:t>Источники и литература</w:t>
@@ -286,157 +211,163 @@
     <w:p>
       <w:pPr>
         <w:pStyle w:val="Heading2"/>
+        <w:widowControl/>
       </w:pPr>
       <w:r>
-        <w:t>C. Материалы научных учреждений и энциклопедий</w:t>
+        <w:rPr>
+          <w:sz w:val="20"/>
+        </w:rPr>
+        <w:t>Материалы организаций и энциклопедии</w:t>
       </w:r>
     </w:p>
     <w:p>
       <w:pPr>
-        <w:keepLines/>
-        <w:spacing w:after="80" w:line="300" w:lineRule="auto"/>
-        <w:numPr>
-          <w:ilvl w:val="0"/>
-          <w:numId w:val="11"/>
-        </w:numPr>
+        <w:widowControl/>
       </w:pPr>
       <w:r>
-        <w:t xml:space="preserve">Encyclopaedia Britannica. «Barcode». </w:t>
+        <w:rPr>
+          <w:sz w:val="20"/>
+        </w:rPr>
+        <w:t xml:space="preserve">1. Encyclopaedia Britannica. 'Barcode.' </w:t>
       </w:r>
+      <w:hyperlink r:id="rId9">
+        <w:r>
+          <w:rPr>
+            <w:sz w:val="20"/>
+          </w:rPr>
+          <w:t>https://www.britannica.com/technology/barcode</w:t>
+        </w:r>
+      </w:hyperlink>
       <w:r>
-        <w:t xml:space="preserve"> </w:t>
+        <w:rPr>
+          <w:sz w:val="20"/>
+        </w:rPr>
+      </w:r>
+    </w:p>
+    <w:p>
+      <w:pPr>
+        <w:widowControl/>
+      </w:pPr>
+      <w:r>
+        <w:rPr>
+          <w:sz w:val="20"/>
+        </w:rPr>
+        <w:t xml:space="preserve">2. Encyclopaedia Britannica. 'QR Code.' </w:t>
+      </w:r>
+      <w:hyperlink r:id="rId10">
+        <w:r>
+          <w:rPr>
+            <w:sz w:val="20"/>
+          </w:rPr>
+          <w:t>https://www.britannica.com/technology/QR-Code</w:t>
+        </w:r>
+      </w:hyperlink>
+      <w:r>
+        <w:rPr>
+          <w:sz w:val="20"/>
+        </w:rPr>
+      </w:r>
+    </w:p>
+    <w:p>
+      <w:pPr>
+        <w:widowControl/>
+      </w:pPr>
+      <w:r>
+        <w:rPr>
+          <w:sz w:val="20"/>
+        </w:rPr>
+        <w:t xml:space="preserve">3. GS1. About barcodes and standards. </w:t>
       </w:r>
       <w:hyperlink r:id="rId11">
         <w:r>
           <w:rPr>
-            <w:color w:val="0563C1"/>
-            <w:u w:val="single"/>
+            <w:sz w:val="20"/>
           </w:rPr>
-          <w:t>https://www.britannica.com/technology/barcode</w:t>
+          <w:t>https://www.gs1.org/standards/barcodes</w:t>
         </w:r>
       </w:hyperlink>
+      <w:r>
+        <w:rPr>
+          <w:sz w:val="20"/>
+        </w:rPr>
+      </w:r>
     </w:p>
     <w:p>
       <w:pPr>
-        <w:keepLines/>
-        <w:spacing w:after="80" w:line="300" w:lineRule="auto"/>
-        <w:numPr>
-          <w:ilvl w:val="0"/>
-          <w:numId w:val="11"/>
-        </w:numPr>
+        <w:pStyle w:val="Heading2"/>
+        <w:widowControl/>
       </w:pPr>
       <w:r>
-        <w:t xml:space="preserve">Encyclopaedia Britannica. «QR Code». </w:t>
+        <w:rPr>
+          <w:sz w:val="20"/>
+        </w:rPr>
+        <w:t>Материалы музеев, архивов и библиотек</w:t>
       </w:r>
+    </w:p>
+    <w:p>
+      <w:pPr>
+        <w:widowControl/>
+      </w:pPr>
       <w:r>
-        <w:t xml:space="preserve"> </w:t>
+        <w:rPr>
+          <w:sz w:val="20"/>
+        </w:rPr>
+        <w:t xml:space="preserve">1. Smithsonian National Museum of American History. Retail and barcoding context. </w:t>
       </w:r>
       <w:hyperlink r:id="rId12">
         <w:r>
           <w:rPr>
-            <w:color w:val="0563C1"/>
-            <w:u w:val="single"/>
+            <w:sz w:val="20"/>
           </w:rPr>
-          <w:t>https://www.britannica.com/technology/QR-Code</w:t>
+          <w:t>https://americanhistory.si.edu/</w:t>
         </w:r>
       </w:hyperlink>
+      <w:r>
+        <w:rPr>
+          <w:sz w:val="20"/>
+        </w:rPr>
+      </w:r>
     </w:p>
     <w:p>
       <w:pPr>
-        <w:keepLines/>
-        <w:spacing w:after="80" w:line="300" w:lineRule="auto"/>
-        <w:numPr>
-          <w:ilvl w:val="0"/>
-          <w:numId w:val="11"/>
-        </w:numPr>
+        <w:pStyle w:val="Heading2"/>
+        <w:widowControl/>
       </w:pPr>
       <w:r>
-        <w:t xml:space="preserve">GS1. Материалы о штрихкодах и стандартах. </w:t>
+        <w:rPr>
+          <w:sz w:val="20"/>
+        </w:rPr>
+        <w:t>Пресса, научно-популярные и справочные материалы</w:t>
       </w:r>
+    </w:p>
+    <w:p>
+      <w:pPr>
+        <w:widowControl/>
+      </w:pPr>
       <w:r>
-        <w:t xml:space="preserve"> </w:t>
+        <w:rPr>
+          <w:sz w:val="20"/>
+        </w:rPr>
+        <w:t xml:space="preserve">1. Smithsonian Magazine. 'The Strange History of the Barcode.' </w:t>
       </w:r>
       <w:hyperlink r:id="rId13">
         <w:r>
           <w:rPr>
-            <w:color w:val="0563C1"/>
-            <w:u w:val="single"/>
-          </w:rPr>
-          <w:t>https://www.gs1.org/standards/barcodes</w:t>
-        </w:r>
-      </w:hyperlink>
-    </w:p>
-    <w:p>
-      <w:pPr>
-        <w:pStyle w:val="Heading2"/>
-      </w:pPr>
-      <w:r>
-        <w:t>D. Материалы музеев, архивов и библиотек</w:t>
-      </w:r>
-    </w:p>
-    <w:p>
-      <w:pPr>
-        <w:keepLines/>
-        <w:spacing w:after="80" w:line="300" w:lineRule="auto"/>
-        <w:numPr>
-          <w:ilvl w:val="0"/>
-          <w:numId w:val="12"/>
-        </w:numPr>
-      </w:pPr>
-      <w:r>
-        <w:t xml:space="preserve">Smithsonian National Museum of American History. Материалы по истории розничной торговли и штрихового кодирования. </w:t>
-      </w:r>
-      <w:r>
-        <w:t xml:space="preserve"> </w:t>
-      </w:r>
-      <w:hyperlink r:id="rId14">
-        <w:r>
-          <w:rPr>
-            <w:color w:val="0563C1"/>
-            <w:u w:val="single"/>
-          </w:rPr>
-          <w:t>https://americanhistory.si.edu/</w:t>
-        </w:r>
-      </w:hyperlink>
-    </w:p>
-    <w:p>
-      <w:pPr>
-        <w:pStyle w:val="Heading2"/>
-      </w:pPr>
-      <w:r>
-        <w:t>J. Пресса, популярная наука и общие справочные материалы</w:t>
-      </w:r>
-    </w:p>
-    <w:p>
-      <w:pPr>
-        <w:keepLines/>
-        <w:spacing w:after="80" w:line="300" w:lineRule="auto"/>
-        <w:numPr>
-          <w:ilvl w:val="0"/>
-          <w:numId w:val="13"/>
-        </w:numPr>
-      </w:pPr>
-      <w:r>
-        <w:t xml:space="preserve">Smithsonian Magazine. «The Strange History of the Barcode». </w:t>
-      </w:r>
-      <w:r>
-        <w:t xml:space="preserve"> </w:t>
-      </w:r>
-      <w:hyperlink r:id="rId15">
-        <w:r>
-          <w:rPr>
-            <w:color w:val="0563C1"/>
-            <w:u w:val="single"/>
+            <w:sz w:val="20"/>
           </w:rPr>
           <w:t>https://www.smithsonianmag.com/innovation/history-barcode-180971025/</w:t>
         </w:r>
       </w:hyperlink>
+      <w:r>
+        <w:rPr>
+          <w:sz w:val="20"/>
+        </w:rPr>
+      </w:r>
     </w:p>
     <w:sectPr>
-      <w:headerReference w:type="default" r:id="rId9"/>
-      <w:footerReference w:type="default" r:id="rId10"/>
-      <w:pgSz w:w="12240" w:h="15840"/>
-      <w:pgMar w:top="1440" w:right="1440" w:bottom="1440" w:left="1440" w:header="708" w:footer="708" w:gutter="0"/>
+      <w:footerReference w:type="default" r:id="rId14"/>
+      <w:pgSz w:w="11906" w:h="16838"/>
+      <w:pgMar w:top="1020" w:right="1134" w:bottom="1020" w:left="1134" w:header="720" w:footer="720" w:gutter="0"/>
       <w:cols w:space="720"/>
       <w:docGrid w:linePitch="360"/>
     </w:sectPr>
@@ -449,60 +380,11 @@
   <w:p>
     <w:pPr>
       <w:pStyle w:val="Footer"/>
-      <w:spacing w:before="0" w:after="0"/>
       <w:jc w:val="right"/>
     </w:pPr>
-    <w:r>
-      <w:rPr>
-        <w:rFonts w:ascii="Calibri" w:hAnsi="Calibri" w:cs="Calibri"/>
-        <w:color w:val="666666"/>
-        <w:sz w:val="18"/>
-      </w:rPr>
-      <w:t xml:space="preserve">Страница </w:t>
-    </w:r>
-    <w:r>
-      <w:rPr>
-        <w:rFonts w:ascii="Calibri" w:hAnsi="Calibri" w:cs="Calibri"/>
-        <w:color w:val="666666"/>
-        <w:sz w:val="18"/>
-      </w:rPr>
-      <w:fldChar w:fldCharType="begin"/>
-      <w:instrText xml:space="preserve"> PAGE </w:instrText>
-      <w:fldChar w:fldCharType="separate"/>
-      <w:t>1</w:t>
-      <w:fldChar w:fldCharType="end"/>
-    </w:r>
+    <w:fldSimple w:instr="PAGE"/>
   </w:p>
 </w:ftr>
-</file>
-
-<file path=word/header1.xml><?xml version="1.0" encoding="utf-8"?>
-<w:hdr xmlns:m="http://schemas.openxmlformats.org/officeDocument/2006/math" xmlns:mc="http://schemas.openxmlformats.org/markup-compatibility/2006" xmlns:mo="http://schemas.microsoft.com/office/mac/office/2008/main" xmlns:mv="urn:schemas-microsoft-com:mac:vml" xmlns:o="urn:schemas-microsoft-com:office:office" xmlns:r="http://schemas.openxmlformats.org/officeDocument/2006/relationships" xmlns:v="urn:schemas-microsoft-com:vml" xmlns:w10="urn:schemas-microsoft-com:office:word" xmlns:w14="http://schemas.microsoft.com/office/word/2010/wordml" xmlns:w="http://schemas.openxmlformats.org/wordprocessingml/2006/main" xmlns:wne="http://schemas.microsoft.com/office/word/2006/wordml" xmlns:wp14="http://schemas.microsoft.com/office/word/2010/wordprocessingDrawing" xmlns:wp="http://schemas.openxmlformats.org/drawingml/2006/wordprocessingDrawing" xmlns:wpc="http://schemas.microsoft.com/office/word/2010/wordprocessingCanvas" xmlns:wpg="http://schemas.microsoft.com/office/word/2010/wordprocessingGroup" xmlns:wpi="http://schemas.microsoft.com/office/word/2010/wordprocessingInk" xmlns:wps="http://schemas.microsoft.com/office/word/2010/wordprocessingShape" mc:Ignorable="w14 wp14">
-  <w:p>
-    <w:pPr>
-      <w:pStyle w:val="Header"/>
-      <w:spacing w:after="0"/>
-      <w:jc w:val="left"/>
-    </w:pPr>
-    <w:r>
-      <w:rPr>
-        <w:rFonts w:ascii="Calibri" w:hAnsi="Calibri" w:cs="Calibri"/>
-        <w:b/>
-        <w:color w:val="666666"/>
-        <w:sz w:val="18"/>
-      </w:rPr>
-      <w:t>Открытия и изобретения</w:t>
-    </w:r>
-    <w:r>
-      <w:rPr>
-        <w:rFonts w:ascii="Calibri" w:hAnsi="Calibri" w:cs="Calibri"/>
-        <w:color w:val="666666"/>
-        <w:sz w:val="18"/>
-      </w:rPr>
-      <w:t xml:space="preserve">    |    6. Цифровые технологии, космос и связь</w:t>
-    </w:r>
-  </w:p>
-</w:hdr>
 </file>
 
 <file path=word/numbering.xml><?xml version="1.0" encoding="utf-8"?>
@@ -705,78 +587,6 @@
   <w:num w:numId="9">
     <w:abstractNumId w:val="0"/>
   </w:num>
-  <w:abstractNum w:abstractNumId="9">
-    <w:multiLevelType w:val="singleLevel"/>
-    <w:lvl w:ilvl="0">
-      <w:start w:val="1"/>
-      <w:numFmt w:val="bullet"/>
-      <w:lvlText w:val="•"/>
-      <w:lvlJc w:val="left"/>
-      <w:pPr>
-        <w:tabs>
-          <w:tab w:val="num" w:pos="540"/>
-        </w:tabs>
-        <w:ind w:left="540" w:hanging="270"/>
-      </w:pPr>
-    </w:lvl>
-  </w:abstractNum>
-  <w:num w:numId="10">
-    <w:abstractNumId w:val="9"/>
-  </w:num>
-  <w:abstractNum w:abstractNumId="10">
-    <w:multiLevelType w:val="singleLevel"/>
-    <w:lvl w:ilvl="0">
-      <w:start w:val="1"/>
-      <w:numFmt w:val="decimal"/>
-      <w:lvlText w:val="%1."/>
-      <w:lvlJc w:val="left"/>
-      <w:pPr>
-        <w:tabs>
-          <w:tab w:val="num" w:pos="540"/>
-        </w:tabs>
-        <w:ind w:left="540" w:hanging="270"/>
-      </w:pPr>
-    </w:lvl>
-  </w:abstractNum>
-  <w:num w:numId="11">
-    <w:abstractNumId w:val="10"/>
-  </w:num>
-  <w:abstractNum w:abstractNumId="11">
-    <w:multiLevelType w:val="singleLevel"/>
-    <w:lvl w:ilvl="0">
-      <w:start w:val="1"/>
-      <w:numFmt w:val="decimal"/>
-      <w:lvlText w:val="%1."/>
-      <w:lvlJc w:val="left"/>
-      <w:pPr>
-        <w:tabs>
-          <w:tab w:val="num" w:pos="540"/>
-        </w:tabs>
-        <w:ind w:left="540" w:hanging="270"/>
-      </w:pPr>
-    </w:lvl>
-  </w:abstractNum>
-  <w:num w:numId="12">
-    <w:abstractNumId w:val="11"/>
-  </w:num>
-  <w:abstractNum w:abstractNumId="12">
-    <w:multiLevelType w:val="singleLevel"/>
-    <w:lvl w:ilvl="0">
-      <w:start w:val="1"/>
-      <w:numFmt w:val="decimal"/>
-      <w:lvlText w:val="%1."/>
-      <w:lvlJc w:val="left"/>
-      <w:pPr>
-        <w:tabs>
-          <w:tab w:val="num" w:pos="540"/>
-        </w:tabs>
-        <w:ind w:left="540" w:hanging="270"/>
-      </w:pPr>
-    </w:lvl>
-  </w:abstractNum>
-  <w:num w:numId="13">
-    <w:abstractNumId w:val="12"/>
-  </w:num>
 </w:numbering>
 </file>
 
@@ -785,7 +595,7 @@
   <w:docDefaults>
     <w:rPrDefault>
       <w:rPr>
-        <w:rFonts w:asciiTheme="minorHAnsi" w:eastAsiaTheme="minorEastAsia" w:hAnsiTheme="minorHAnsi" w:cstheme="minorBidi"/>
+        <w:rFonts/>
         <w:sz w:val="22"/>
         <w:szCs w:val="22"/>
         <w:lang w:val="en-US" w:eastAsia="en-US" w:bidi="ar-SA"/>
@@ -941,12 +751,13 @@
     <w:qFormat/>
     <w:rsid w:val="00FC693F"/>
     <w:pPr>
-      <w:widowControl/>
-      <w:spacing w:before="0" w:after="120" w:line="300" w:lineRule="auto"/>
+      <w:spacing w:after="120" w:line="259" w:lineRule="auto"/>
     </w:pPr>
     <w:rPr>
-      <w:rFonts w:ascii="Calibri" w:hAnsi="Calibri" w:cs="Calibri"/>
-      <w:sz w:val="22"/>
+      <w:rFonts w:ascii="Times New Roman" w:hAnsi="Times New Roman"/>
+      <w:color w:val="000000"/>
+      <w:sz w:val="24"/>
+      <w:lang w:val="ru-RU"/>
     </w:rPr>
   </w:style>
   <w:style w:type="paragraph" w:styleId="Header">
@@ -1004,16 +815,17 @@
     <w:pPr>
       <w:keepNext/>
       <w:keepLines/>
-      <w:spacing w:before="360" w:after="200"/>
+      <w:spacing w:before="480" w:after="120" w:line="259" w:lineRule="auto"/>
       <w:outlineLvl w:val="0"/>
     </w:pPr>
     <w:rPr>
-      <w:rFonts w:asciiTheme="majorHAnsi" w:eastAsiaTheme="majorEastAsia" w:hAnsiTheme="majorHAnsi" w:cstheme="majorBidi" w:ascii="Calibri" w:hAnsi="Calibri" w:cs="Calibri"/>
+      <w:rFonts w:ascii="Times New Roman" w:hAnsi="Times New Roman"/>
       <w:b/>
       <w:bCs/>
-      <w:color w:val="2E74B5"/>
-      <w:sz w:val="32"/>
+      <w:color w:val="000000"/>
+      <w:sz w:val="26"/>
       <w:szCs w:val="28"/>
+      <w:lang w:val="ru-RU"/>
     </w:rPr>
   </w:style>
   <w:style w:type="paragraph" w:styleId="Heading2">
@@ -1028,16 +840,17 @@
     <w:pPr>
       <w:keepNext/>
       <w:keepLines/>
-      <w:spacing w:before="280" w:after="140"/>
+      <w:spacing w:before="200" w:after="120" w:line="259" w:lineRule="auto"/>
       <w:outlineLvl w:val="1"/>
     </w:pPr>
     <w:rPr>
-      <w:rFonts w:asciiTheme="majorHAnsi" w:eastAsiaTheme="majorEastAsia" w:hAnsiTheme="majorHAnsi" w:cstheme="majorBidi" w:ascii="Calibri" w:hAnsi="Calibri" w:cs="Calibri"/>
+      <w:rFonts w:ascii="Times New Roman" w:hAnsi="Times New Roman"/>
       <w:b/>
       <w:bCs/>
-      <w:color w:val="2E74B5"/>
+      <w:color w:val="000000"/>
       <w:sz w:val="26"/>
       <w:szCs w:val="26"/>
+      <w:lang w:val="ru-RU"/>
     </w:rPr>
   </w:style>
   <w:style w:type="paragraph" w:styleId="Heading3">
@@ -1052,15 +865,14 @@
     <w:pPr>
       <w:keepNext/>
       <w:keepLines/>
-      <w:spacing w:before="200" w:after="100"/>
+      <w:spacing w:before="200" w:after="0"/>
       <w:outlineLvl w:val="2"/>
     </w:pPr>
     <w:rPr>
-      <w:rFonts w:asciiTheme="majorHAnsi" w:eastAsiaTheme="majorEastAsia" w:hAnsiTheme="majorHAnsi" w:cstheme="majorBidi" w:ascii="Calibri" w:hAnsi="Calibri" w:cs="Calibri"/>
+      <w:rFonts/>
       <w:b/>
       <w:bCs/>
-      <w:color w:val="1F4D78"/>
-      <w:sz w:val="24"/>
+      <w:color w:val="4F81BD" w:themeColor="accent1"/>
     </w:rPr>
   </w:style>
   <w:style w:type="paragraph" w:styleId="Heading4">
@@ -1080,7 +892,7 @@
       <w:outlineLvl w:val="3"/>
     </w:pPr>
     <w:rPr>
-      <w:rFonts w:asciiTheme="majorHAnsi" w:eastAsiaTheme="majorEastAsia" w:hAnsiTheme="majorHAnsi" w:cstheme="majorBidi"/>
+      <w:rFonts/>
       <w:b/>
       <w:bCs/>
       <w:i/>
@@ -1105,7 +917,7 @@
       <w:outlineLvl w:val="4"/>
     </w:pPr>
     <w:rPr>
-      <w:rFonts w:asciiTheme="majorHAnsi" w:eastAsiaTheme="majorEastAsia" w:hAnsiTheme="majorHAnsi" w:cstheme="majorBidi"/>
+      <w:rFonts/>
       <w:color w:val="243F60" w:themeColor="accent1" w:themeShade="7F"/>
     </w:rPr>
   </w:style>
@@ -1126,7 +938,7 @@
       <w:outlineLvl w:val="5"/>
     </w:pPr>
     <w:rPr>
-      <w:rFonts w:asciiTheme="majorHAnsi" w:eastAsiaTheme="majorEastAsia" w:hAnsiTheme="majorHAnsi" w:cstheme="majorBidi"/>
+      <w:rFonts/>
       <w:i/>
       <w:iCs/>
       <w:color w:val="243F60" w:themeColor="accent1" w:themeShade="7F"/>
@@ -1149,7 +961,7 @@
       <w:outlineLvl w:val="6"/>
     </w:pPr>
     <w:rPr>
-      <w:rFonts w:asciiTheme="majorHAnsi" w:eastAsiaTheme="majorEastAsia" w:hAnsiTheme="majorHAnsi" w:cstheme="majorBidi"/>
+      <w:rFonts/>
       <w:i/>
       <w:iCs/>
       <w:color w:val="404040" w:themeColor="text1" w:themeTint="BF"/>
@@ -1172,7 +984,7 @@
       <w:outlineLvl w:val="7"/>
     </w:pPr>
     <w:rPr>
-      <w:rFonts w:asciiTheme="majorHAnsi" w:eastAsiaTheme="majorEastAsia" w:hAnsiTheme="majorHAnsi" w:cstheme="majorBidi"/>
+      <w:rFonts/>
       <w:color w:val="4F81BD" w:themeColor="accent1"/>
       <w:sz w:val="20"/>
       <w:szCs w:val="20"/>
@@ -1195,7 +1007,7 @@
       <w:outlineLvl w:val="8"/>
     </w:pPr>
     <w:rPr>
-      <w:rFonts w:asciiTheme="majorHAnsi" w:eastAsiaTheme="majorEastAsia" w:hAnsiTheme="majorHAnsi" w:cstheme="majorBidi"/>
+      <w:rFonts/>
       <w:i/>
       <w:iCs/>
       <w:color w:val="404040" w:themeColor="text1" w:themeTint="BF"/>
@@ -1246,7 +1058,7 @@
     <w:uiPriority w:val="9"/>
     <w:rsid w:val="00FC693F"/>
     <w:rPr>
-      <w:rFonts w:asciiTheme="majorHAnsi" w:eastAsiaTheme="majorEastAsia" w:hAnsiTheme="majorHAnsi" w:cstheme="majorBidi"/>
+      <w:rFonts/>
       <w:b/>
       <w:bCs/>
       <w:color w:val="365F91" w:themeColor="accent1" w:themeShade="BF"/>
@@ -1261,7 +1073,7 @@
     <w:uiPriority w:val="9"/>
     <w:rsid w:val="00FC693F"/>
     <w:rPr>
-      <w:rFonts w:asciiTheme="majorHAnsi" w:eastAsiaTheme="majorEastAsia" w:hAnsiTheme="majorHAnsi" w:cstheme="majorBidi"/>
+      <w:rFonts/>
       <w:b/>
       <w:bCs/>
       <w:color w:val="4F81BD" w:themeColor="accent1"/>
@@ -1276,7 +1088,7 @@
     <w:uiPriority w:val="9"/>
     <w:rsid w:val="00FC693F"/>
     <w:rPr>
-      <w:rFonts w:asciiTheme="majorHAnsi" w:eastAsiaTheme="majorEastAsia" w:hAnsiTheme="majorHAnsi" w:cstheme="majorBidi"/>
+      <w:rFonts/>
       <w:b/>
       <w:bCs/>
       <w:color w:val="4F81BD" w:themeColor="accent1"/>
@@ -1291,19 +1103,17 @@
     <w:qFormat/>
     <w:rsid w:val="00FC693F"/>
     <w:pPr>
-      <w:pBdr>
-        <w:bottom w:val="single" w:sz="8" w:space="4" w:color="4F81BD" w:themeColor="accent1"/>
-      </w:pBdr>
-      <w:spacing w:after="300" w:line="240" w:lineRule="auto"/>
+      <w:spacing w:after="120" w:line="259" w:lineRule="auto"/>
       <w:contextualSpacing/>
     </w:pPr>
     <w:rPr>
-      <w:rFonts w:asciiTheme="majorHAnsi" w:eastAsiaTheme="majorEastAsia" w:hAnsiTheme="majorHAnsi" w:cstheme="majorBidi"/>
-      <w:color w:val="17365D" w:themeColor="text2" w:themeShade="BF"/>
+      <w:rFonts w:ascii="Times New Roman" w:hAnsi="Times New Roman"/>
+      <w:color w:val="000000"/>
       <w:spacing w:val="5"/>
       <w:kern w:val="28"/>
-      <w:sz w:val="52"/>
+      <w:sz w:val="40"/>
       <w:szCs w:val="52"/>
+      <w:lang w:val="ru-RU"/>
     </w:rPr>
   </w:style>
   <w:style w:type="character" w:customStyle="1" w:styleId="TitleChar">
@@ -1313,7 +1123,7 @@
     <w:uiPriority w:val="10"/>
     <w:rsid w:val="00FC693F"/>
     <w:rPr>
-      <w:rFonts w:asciiTheme="majorHAnsi" w:eastAsiaTheme="majorEastAsia" w:hAnsiTheme="majorHAnsi" w:cstheme="majorBidi"/>
+      <w:rFonts/>
       <w:color w:val="17365D" w:themeColor="text2" w:themeShade="BF"/>
       <w:spacing w:val="5"/>
       <w:kern w:val="28"/>
@@ -1335,7 +1145,7 @@
       </w:numPr>
     </w:pPr>
     <w:rPr>
-      <w:rFonts w:asciiTheme="majorHAnsi" w:eastAsiaTheme="majorEastAsia" w:hAnsiTheme="majorHAnsi" w:cstheme="majorBidi"/>
+      <w:rFonts/>
       <w:i/>
       <w:iCs/>
       <w:color w:val="4F81BD" w:themeColor="accent1"/>
@@ -1351,7 +1161,7 @@
     <w:uiPriority w:val="11"/>
     <w:rsid w:val="00FC693F"/>
     <w:rPr>
-      <w:rFonts w:asciiTheme="majorHAnsi" w:eastAsiaTheme="majorEastAsia" w:hAnsiTheme="majorHAnsi" w:cstheme="majorBidi"/>
+      <w:rFonts/>
       <w:i/>
       <w:iCs/>
       <w:color w:val="4F81BD" w:themeColor="accent1"/>
@@ -1476,8 +1286,15 @@
       <w:numPr>
         <w:numId w:val="1"/>
       </w:numPr>
+      <w:spacing w:after="120" w:line="259" w:lineRule="auto"/>
       <w:contextualSpacing/>
     </w:pPr>
+    <w:rPr>
+      <w:rFonts w:ascii="Times New Roman" w:hAnsi="Times New Roman"/>
+      <w:color w:val="000000"/>
+      <w:sz w:val="24"/>
+      <w:lang w:val="ru-RU"/>
+    </w:rPr>
   </w:style>
   <w:style w:type="paragraph" w:styleId="ListBullet2">
     <w:name w:val="List Bullet 2"/>
@@ -1649,7 +1466,7 @@
     <w:semiHidden/>
     <w:rsid w:val="00FC693F"/>
     <w:rPr>
-      <w:rFonts w:asciiTheme="majorHAnsi" w:eastAsiaTheme="majorEastAsia" w:hAnsiTheme="majorHAnsi" w:cstheme="majorBidi"/>
+      <w:rFonts/>
       <w:b/>
       <w:bCs/>
       <w:i/>
@@ -1665,7 +1482,7 @@
     <w:semiHidden/>
     <w:rsid w:val="00FC693F"/>
     <w:rPr>
-      <w:rFonts w:asciiTheme="majorHAnsi" w:eastAsiaTheme="majorEastAsia" w:hAnsiTheme="majorHAnsi" w:cstheme="majorBidi"/>
+      <w:rFonts/>
       <w:color w:val="243F60" w:themeColor="accent1" w:themeShade="7F"/>
     </w:rPr>
   </w:style>
@@ -1677,7 +1494,7 @@
     <w:semiHidden/>
     <w:rsid w:val="00FC693F"/>
     <w:rPr>
-      <w:rFonts w:asciiTheme="majorHAnsi" w:eastAsiaTheme="majorEastAsia" w:hAnsiTheme="majorHAnsi" w:cstheme="majorBidi"/>
+      <w:rFonts/>
       <w:i/>
       <w:iCs/>
       <w:color w:val="243F60" w:themeColor="accent1" w:themeShade="7F"/>
@@ -1691,7 +1508,7 @@
     <w:semiHidden/>
     <w:rsid w:val="00FC693F"/>
     <w:rPr>
-      <w:rFonts w:asciiTheme="majorHAnsi" w:eastAsiaTheme="majorEastAsia" w:hAnsiTheme="majorHAnsi" w:cstheme="majorBidi"/>
+      <w:rFonts/>
       <w:i/>
       <w:iCs/>
       <w:color w:val="404040" w:themeColor="text1" w:themeTint="BF"/>
@@ -1705,7 +1522,7 @@
     <w:semiHidden/>
     <w:rsid w:val="00FC693F"/>
     <w:rPr>
-      <w:rFonts w:asciiTheme="majorHAnsi" w:eastAsiaTheme="majorEastAsia" w:hAnsiTheme="majorHAnsi" w:cstheme="majorBidi"/>
+      <w:rFonts/>
       <w:color w:val="4F81BD" w:themeColor="accent1"/>
       <w:sz w:val="20"/>
       <w:szCs w:val="20"/>
@@ -1719,7 +1536,7 @@
     <w:semiHidden/>
     <w:rsid w:val="00FC693F"/>
     <w:rPr>
-      <w:rFonts w:asciiTheme="majorHAnsi" w:eastAsiaTheme="majorEastAsia" w:hAnsiTheme="majorHAnsi" w:cstheme="majorBidi"/>
+      <w:rFonts/>
       <w:i/>
       <w:iCs/>
       <w:color w:val="404040" w:themeColor="text1" w:themeTint="BF"/>
@@ -1778,9 +1595,6 @@
     <w:qFormat/>
     <w:rsid w:val="00FC693F"/>
     <w:pPr>
-      <w:pBdr>
-        <w:bottom w:val="single" w:sz="4" w:space="4" w:color="4F81BD" w:themeColor="accent1"/>
-      </w:pBdr>
       <w:spacing w:before="200" w:after="280"/>
       <w:ind w:left="936" w:right="936"/>
     </w:pPr>
@@ -3308,7 +3122,7 @@
         <w:spacing w:before="0" w:after="0" w:line="240" w:lineRule="auto"/>
       </w:pPr>
       <w:rPr>
-        <w:rFonts w:asciiTheme="majorHAnsi" w:eastAsiaTheme="majorEastAsia" w:hAnsiTheme="majorHAnsi" w:cstheme="majorBidi"/>
+        <w:rFonts/>
         <w:b/>
         <w:bCs/>
       </w:rPr>
@@ -3329,7 +3143,7 @@
         <w:spacing w:before="0" w:after="0" w:line="240" w:lineRule="auto"/>
       </w:pPr>
       <w:rPr>
-        <w:rFonts w:asciiTheme="majorHAnsi" w:eastAsiaTheme="majorEastAsia" w:hAnsiTheme="majorHAnsi" w:cstheme="majorBidi"/>
+        <w:rFonts/>
         <w:b/>
         <w:bCs/>
       </w:rPr>
@@ -3347,14 +3161,14 @@
     </w:tblStylePr>
     <w:tblStylePr w:type="firstCol">
       <w:rPr>
-        <w:rFonts w:asciiTheme="majorHAnsi" w:eastAsiaTheme="majorEastAsia" w:hAnsiTheme="majorHAnsi" w:cstheme="majorBidi"/>
+        <w:rFonts/>
         <w:b/>
         <w:bCs/>
       </w:rPr>
     </w:tblStylePr>
     <w:tblStylePr w:type="lastCol">
       <w:rPr>
-        <w:rFonts w:asciiTheme="majorHAnsi" w:eastAsiaTheme="majorEastAsia" w:hAnsiTheme="majorHAnsi" w:cstheme="majorBidi"/>
+        <w:rFonts/>
         <w:b/>
         <w:bCs/>
       </w:rPr>
@@ -3438,7 +3252,7 @@
         <w:spacing w:before="0" w:after="0" w:line="240" w:lineRule="auto"/>
       </w:pPr>
       <w:rPr>
-        <w:rFonts w:asciiTheme="majorHAnsi" w:eastAsiaTheme="majorEastAsia" w:hAnsiTheme="majorHAnsi" w:cstheme="majorBidi"/>
+        <w:rFonts/>
         <w:b/>
         <w:bCs/>
       </w:rPr>
@@ -3459,7 +3273,7 @@
         <w:spacing w:before="0" w:after="0" w:line="240" w:lineRule="auto"/>
       </w:pPr>
       <w:rPr>
-        <w:rFonts w:asciiTheme="majorHAnsi" w:eastAsiaTheme="majorEastAsia" w:hAnsiTheme="majorHAnsi" w:cstheme="majorBidi"/>
+        <w:rFonts/>
         <w:b/>
         <w:bCs/>
       </w:rPr>
@@ -3477,14 +3291,14 @@
     </w:tblStylePr>
     <w:tblStylePr w:type="firstCol">
       <w:rPr>
-        <w:rFonts w:asciiTheme="majorHAnsi" w:eastAsiaTheme="majorEastAsia" w:hAnsiTheme="majorHAnsi" w:cstheme="majorBidi"/>
+        <w:rFonts/>
         <w:b/>
         <w:bCs/>
       </w:rPr>
     </w:tblStylePr>
     <w:tblStylePr w:type="lastCol">
       <w:rPr>
-        <w:rFonts w:asciiTheme="majorHAnsi" w:eastAsiaTheme="majorEastAsia" w:hAnsiTheme="majorHAnsi" w:cstheme="majorBidi"/>
+        <w:rFonts/>
         <w:b/>
         <w:bCs/>
       </w:rPr>
@@ -3568,7 +3382,7 @@
         <w:spacing w:before="0" w:after="0" w:line="240" w:lineRule="auto"/>
       </w:pPr>
       <w:rPr>
-        <w:rFonts w:asciiTheme="majorHAnsi" w:eastAsiaTheme="majorEastAsia" w:hAnsiTheme="majorHAnsi" w:cstheme="majorBidi"/>
+        <w:rFonts/>
         <w:b/>
         <w:bCs/>
       </w:rPr>
@@ -3589,7 +3403,7 @@
         <w:spacing w:before="0" w:after="0" w:line="240" w:lineRule="auto"/>
       </w:pPr>
       <w:rPr>
-        <w:rFonts w:asciiTheme="majorHAnsi" w:eastAsiaTheme="majorEastAsia" w:hAnsiTheme="majorHAnsi" w:cstheme="majorBidi"/>
+        <w:rFonts/>
         <w:b/>
         <w:bCs/>
       </w:rPr>
@@ -3607,14 +3421,14 @@
     </w:tblStylePr>
     <w:tblStylePr w:type="firstCol">
       <w:rPr>
-        <w:rFonts w:asciiTheme="majorHAnsi" w:eastAsiaTheme="majorEastAsia" w:hAnsiTheme="majorHAnsi" w:cstheme="majorBidi"/>
+        <w:rFonts/>
         <w:b/>
         <w:bCs/>
       </w:rPr>
     </w:tblStylePr>
     <w:tblStylePr w:type="lastCol">
       <w:rPr>
-        <w:rFonts w:asciiTheme="majorHAnsi" w:eastAsiaTheme="majorEastAsia" w:hAnsiTheme="majorHAnsi" w:cstheme="majorBidi"/>
+        <w:rFonts/>
         <w:b/>
         <w:bCs/>
       </w:rPr>
@@ -3698,7 +3512,7 @@
         <w:spacing w:before="0" w:after="0" w:line="240" w:lineRule="auto"/>
       </w:pPr>
       <w:rPr>
-        <w:rFonts w:asciiTheme="majorHAnsi" w:eastAsiaTheme="majorEastAsia" w:hAnsiTheme="majorHAnsi" w:cstheme="majorBidi"/>
+        <w:rFonts/>
         <w:b/>
         <w:bCs/>
       </w:rPr>
@@ -3719,7 +3533,7 @@
         <w:spacing w:before="0" w:after="0" w:line="240" w:lineRule="auto"/>
       </w:pPr>
       <w:rPr>
-        <w:rFonts w:asciiTheme="majorHAnsi" w:eastAsiaTheme="majorEastAsia" w:hAnsiTheme="majorHAnsi" w:cstheme="majorBidi"/>
+        <w:rFonts/>
         <w:b/>
         <w:bCs/>
       </w:rPr>
@@ -3737,14 +3551,14 @@
     </w:tblStylePr>
     <w:tblStylePr w:type="firstCol">
       <w:rPr>
-        <w:rFonts w:asciiTheme="majorHAnsi" w:eastAsiaTheme="majorEastAsia" w:hAnsiTheme="majorHAnsi" w:cstheme="majorBidi"/>
+        <w:rFonts/>
         <w:b/>
         <w:bCs/>
       </w:rPr>
     </w:tblStylePr>
     <w:tblStylePr w:type="lastCol">
       <w:rPr>
-        <w:rFonts w:asciiTheme="majorHAnsi" w:eastAsiaTheme="majorEastAsia" w:hAnsiTheme="majorHAnsi" w:cstheme="majorBidi"/>
+        <w:rFonts/>
         <w:b/>
         <w:bCs/>
       </w:rPr>
@@ -3828,7 +3642,7 @@
         <w:spacing w:before="0" w:after="0" w:line="240" w:lineRule="auto"/>
       </w:pPr>
       <w:rPr>
-        <w:rFonts w:asciiTheme="majorHAnsi" w:eastAsiaTheme="majorEastAsia" w:hAnsiTheme="majorHAnsi" w:cstheme="majorBidi"/>
+        <w:rFonts/>
         <w:b/>
         <w:bCs/>
       </w:rPr>
@@ -3849,7 +3663,7 @@
         <w:spacing w:before="0" w:after="0" w:line="240" w:lineRule="auto"/>
       </w:pPr>
       <w:rPr>
-        <w:rFonts w:asciiTheme="majorHAnsi" w:eastAsiaTheme="majorEastAsia" w:hAnsiTheme="majorHAnsi" w:cstheme="majorBidi"/>
+        <w:rFonts/>
         <w:b/>
         <w:bCs/>
       </w:rPr>
@@ -3867,14 +3681,14 @@
     </w:tblStylePr>
     <w:tblStylePr w:type="firstCol">
       <w:rPr>
-        <w:rFonts w:asciiTheme="majorHAnsi" w:eastAsiaTheme="majorEastAsia" w:hAnsiTheme="majorHAnsi" w:cstheme="majorBidi"/>
+        <w:rFonts/>
         <w:b/>
         <w:bCs/>
       </w:rPr>
     </w:tblStylePr>
     <w:tblStylePr w:type="lastCol">
       <w:rPr>
-        <w:rFonts w:asciiTheme="majorHAnsi" w:eastAsiaTheme="majorEastAsia" w:hAnsiTheme="majorHAnsi" w:cstheme="majorBidi"/>
+        <w:rFonts/>
         <w:b/>
         <w:bCs/>
       </w:rPr>
@@ -3958,7 +3772,7 @@
         <w:spacing w:before="0" w:after="0" w:line="240" w:lineRule="auto"/>
       </w:pPr>
       <w:rPr>
-        <w:rFonts w:asciiTheme="majorHAnsi" w:eastAsiaTheme="majorEastAsia" w:hAnsiTheme="majorHAnsi" w:cstheme="majorBidi"/>
+        <w:rFonts/>
         <w:b/>
         <w:bCs/>
       </w:rPr>
@@ -3979,7 +3793,7 @@
         <w:spacing w:before="0" w:after="0" w:line="240" w:lineRule="auto"/>
       </w:pPr>
       <w:rPr>
-        <w:rFonts w:asciiTheme="majorHAnsi" w:eastAsiaTheme="majorEastAsia" w:hAnsiTheme="majorHAnsi" w:cstheme="majorBidi"/>
+        <w:rFonts/>
         <w:b/>
         <w:bCs/>
       </w:rPr>
@@ -3997,14 +3811,14 @@
     </w:tblStylePr>
     <w:tblStylePr w:type="firstCol">
       <w:rPr>
-        <w:rFonts w:asciiTheme="majorHAnsi" w:eastAsiaTheme="majorEastAsia" w:hAnsiTheme="majorHAnsi" w:cstheme="majorBidi"/>
+        <w:rFonts/>
         <w:b/>
         <w:bCs/>
       </w:rPr>
     </w:tblStylePr>
     <w:tblStylePr w:type="lastCol">
       <w:rPr>
-        <w:rFonts w:asciiTheme="majorHAnsi" w:eastAsiaTheme="majorEastAsia" w:hAnsiTheme="majorHAnsi" w:cstheme="majorBidi"/>
+        <w:rFonts/>
         <w:b/>
         <w:bCs/>
       </w:rPr>
@@ -4088,7 +3902,7 @@
         <w:spacing w:before="0" w:after="0" w:line="240" w:lineRule="auto"/>
       </w:pPr>
       <w:rPr>
-        <w:rFonts w:asciiTheme="majorHAnsi" w:eastAsiaTheme="majorEastAsia" w:hAnsiTheme="majorHAnsi" w:cstheme="majorBidi"/>
+        <w:rFonts/>
         <w:b/>
         <w:bCs/>
       </w:rPr>
@@ -4109,7 +3923,7 @@
         <w:spacing w:before="0" w:after="0" w:line="240" w:lineRule="auto"/>
       </w:pPr>
       <w:rPr>
-        <w:rFonts w:asciiTheme="majorHAnsi" w:eastAsiaTheme="majorEastAsia" w:hAnsiTheme="majorHAnsi" w:cstheme="majorBidi"/>
+        <w:rFonts/>
         <w:b/>
         <w:bCs/>
       </w:rPr>
@@ -4127,14 +3941,14 @@
     </w:tblStylePr>
     <w:tblStylePr w:type="firstCol">
       <w:rPr>
-        <w:rFonts w:asciiTheme="majorHAnsi" w:eastAsiaTheme="majorEastAsia" w:hAnsiTheme="majorHAnsi" w:cstheme="majorBidi"/>
+        <w:rFonts/>
         <w:b/>
         <w:bCs/>
       </w:rPr>
     </w:tblStylePr>
     <w:tblStylePr w:type="lastCol">
       <w:rPr>
-        <w:rFonts w:asciiTheme="majorHAnsi" w:eastAsiaTheme="majorEastAsia" w:hAnsiTheme="majorHAnsi" w:cstheme="majorBidi"/>
+        <w:rFonts/>
         <w:b/>
         <w:bCs/>
       </w:rPr>
@@ -5999,7 +5813,7 @@
     </w:tblPr>
     <w:tblStylePr w:type="firstRow">
       <w:rPr>
-        <w:rFonts w:asciiTheme="majorHAnsi" w:eastAsiaTheme="majorEastAsia" w:hAnsiTheme="majorHAnsi" w:cstheme="majorBidi"/>
+        <w:rFonts/>
       </w:rPr>
       <w:tblPr/>
       <w:tcPr>
@@ -6083,7 +5897,7 @@
     </w:tblPr>
     <w:tblStylePr w:type="firstRow">
       <w:rPr>
-        <w:rFonts w:asciiTheme="majorHAnsi" w:eastAsiaTheme="majorEastAsia" w:hAnsiTheme="majorHAnsi" w:cstheme="majorBidi"/>
+        <w:rFonts/>
       </w:rPr>
       <w:tblPr/>
       <w:tcPr>
@@ -6167,7 +5981,7 @@
     </w:tblPr>
     <w:tblStylePr w:type="firstRow">
       <w:rPr>
-        <w:rFonts w:asciiTheme="majorHAnsi" w:eastAsiaTheme="majorEastAsia" w:hAnsiTheme="majorHAnsi" w:cstheme="majorBidi"/>
+        <w:rFonts/>
       </w:rPr>
       <w:tblPr/>
       <w:tcPr>
@@ -6251,7 +6065,7 @@
     </w:tblPr>
     <w:tblStylePr w:type="firstRow">
       <w:rPr>
-        <w:rFonts w:asciiTheme="majorHAnsi" w:eastAsiaTheme="majorEastAsia" w:hAnsiTheme="majorHAnsi" w:cstheme="majorBidi"/>
+        <w:rFonts/>
       </w:rPr>
       <w:tblPr/>
       <w:tcPr>
@@ -6335,7 +6149,7 @@
     </w:tblPr>
     <w:tblStylePr w:type="firstRow">
       <w:rPr>
-        <w:rFonts w:asciiTheme="majorHAnsi" w:eastAsiaTheme="majorEastAsia" w:hAnsiTheme="majorHAnsi" w:cstheme="majorBidi"/>
+        <w:rFonts/>
       </w:rPr>
       <w:tblPr/>
       <w:tcPr>
@@ -6419,7 +6233,7 @@
     </w:tblPr>
     <w:tblStylePr w:type="firstRow">
       <w:rPr>
-        <w:rFonts w:asciiTheme="majorHAnsi" w:eastAsiaTheme="majorEastAsia" w:hAnsiTheme="majorHAnsi" w:cstheme="majorBidi"/>
+        <w:rFonts/>
       </w:rPr>
       <w:tblPr/>
       <w:tcPr>
@@ -6503,7 +6317,7 @@
     </w:tblPr>
     <w:tblStylePr w:type="firstRow">
       <w:rPr>
-        <w:rFonts w:asciiTheme="majorHAnsi" w:eastAsiaTheme="majorEastAsia" w:hAnsiTheme="majorHAnsi" w:cstheme="majorBidi"/>
+        <w:rFonts/>
       </w:rPr>
       <w:tblPr/>
       <w:tcPr>
@@ -6568,7 +6382,7 @@
       <w:spacing w:after="0" w:line="240" w:lineRule="auto"/>
     </w:pPr>
     <w:rPr>
-      <w:rFonts w:asciiTheme="majorHAnsi" w:eastAsiaTheme="majorEastAsia" w:hAnsiTheme="majorHAnsi" w:cstheme="majorBidi"/>
+      <w:rFonts/>
       <w:color w:val="000000" w:themeColor="text1"/>
     </w:rPr>
     <w:tblPr>
@@ -6696,7 +6510,7 @@
       <w:spacing w:after="0" w:line="240" w:lineRule="auto"/>
     </w:pPr>
     <w:rPr>
-      <w:rFonts w:asciiTheme="majorHAnsi" w:eastAsiaTheme="majorEastAsia" w:hAnsiTheme="majorHAnsi" w:cstheme="majorBidi"/>
+      <w:rFonts/>
       <w:color w:val="000000" w:themeColor="text1"/>
     </w:rPr>
     <w:tblPr>
@@ -6824,7 +6638,7 @@
       <w:spacing w:after="0" w:line="240" w:lineRule="auto"/>
     </w:pPr>
     <w:rPr>
-      <w:rFonts w:asciiTheme="majorHAnsi" w:eastAsiaTheme="majorEastAsia" w:hAnsiTheme="majorHAnsi" w:cstheme="majorBidi"/>
+      <w:rFonts/>
       <w:color w:val="000000" w:themeColor="text1"/>
     </w:rPr>
     <w:tblPr>
@@ -6952,7 +6766,7 @@
       <w:spacing w:after="0" w:line="240" w:lineRule="auto"/>
     </w:pPr>
     <w:rPr>
-      <w:rFonts w:asciiTheme="majorHAnsi" w:eastAsiaTheme="majorEastAsia" w:hAnsiTheme="majorHAnsi" w:cstheme="majorBidi"/>
+      <w:rFonts/>
       <w:color w:val="000000" w:themeColor="text1"/>
     </w:rPr>
     <w:tblPr>
@@ -7080,7 +6894,7 @@
       <w:spacing w:after="0" w:line="240" w:lineRule="auto"/>
     </w:pPr>
     <w:rPr>
-      <w:rFonts w:asciiTheme="majorHAnsi" w:eastAsiaTheme="majorEastAsia" w:hAnsiTheme="majorHAnsi" w:cstheme="majorBidi"/>
+      <w:rFonts/>
       <w:color w:val="000000" w:themeColor="text1"/>
     </w:rPr>
     <w:tblPr>
@@ -7208,7 +7022,7 @@
       <w:spacing w:after="0" w:line="240" w:lineRule="auto"/>
     </w:pPr>
     <w:rPr>
-      <w:rFonts w:asciiTheme="majorHAnsi" w:eastAsiaTheme="majorEastAsia" w:hAnsiTheme="majorHAnsi" w:cstheme="majorBidi"/>
+      <w:rFonts/>
       <w:color w:val="000000" w:themeColor="text1"/>
     </w:rPr>
     <w:tblPr>
@@ -7336,7 +7150,7 @@
       <w:spacing w:after="0" w:line="240" w:lineRule="auto"/>
     </w:pPr>
     <w:rPr>
-      <w:rFonts w:asciiTheme="majorHAnsi" w:eastAsiaTheme="majorEastAsia" w:hAnsiTheme="majorHAnsi" w:cstheme="majorBidi"/>
+      <w:rFonts/>
       <w:color w:val="000000" w:themeColor="text1"/>
     </w:rPr>
     <w:tblPr>
@@ -7975,7 +7789,7 @@
       <w:spacing w:after="0" w:line="240" w:lineRule="auto"/>
     </w:pPr>
     <w:rPr>
-      <w:rFonts w:asciiTheme="majorHAnsi" w:eastAsiaTheme="majorEastAsia" w:hAnsiTheme="majorHAnsi" w:cstheme="majorBidi"/>
+      <w:rFonts/>
       <w:color w:val="000000" w:themeColor="text1"/>
     </w:rPr>
     <w:tblPr>
@@ -8100,7 +7914,7 @@
       <w:spacing w:after="0" w:line="240" w:lineRule="auto"/>
     </w:pPr>
     <w:rPr>
-      <w:rFonts w:asciiTheme="majorHAnsi" w:eastAsiaTheme="majorEastAsia" w:hAnsiTheme="majorHAnsi" w:cstheme="majorBidi"/>
+      <w:rFonts/>
       <w:color w:val="000000" w:themeColor="text1"/>
     </w:rPr>
     <w:tblPr>
@@ -8225,7 +8039,7 @@
       <w:spacing w:after="0" w:line="240" w:lineRule="auto"/>
     </w:pPr>
     <w:rPr>
-      <w:rFonts w:asciiTheme="majorHAnsi" w:eastAsiaTheme="majorEastAsia" w:hAnsiTheme="majorHAnsi" w:cstheme="majorBidi"/>
+      <w:rFonts/>
       <w:color w:val="000000" w:themeColor="text1"/>
     </w:rPr>
     <w:tblPr>
@@ -8350,7 +8164,7 @@
       <w:spacing w:after="0" w:line="240" w:lineRule="auto"/>
     </w:pPr>
     <w:rPr>
-      <w:rFonts w:asciiTheme="majorHAnsi" w:eastAsiaTheme="majorEastAsia" w:hAnsiTheme="majorHAnsi" w:cstheme="majorBidi"/>
+      <w:rFonts/>
       <w:color w:val="000000" w:themeColor="text1"/>
     </w:rPr>
     <w:tblPr>
@@ -8475,7 +8289,7 @@
       <w:spacing w:after="0" w:line="240" w:lineRule="auto"/>
     </w:pPr>
     <w:rPr>
-      <w:rFonts w:asciiTheme="majorHAnsi" w:eastAsiaTheme="majorEastAsia" w:hAnsiTheme="majorHAnsi" w:cstheme="majorBidi"/>
+      <w:rFonts/>
       <w:color w:val="000000" w:themeColor="text1"/>
     </w:rPr>
     <w:tblPr>
@@ -8600,7 +8414,7 @@
       <w:spacing w:after="0" w:line="240" w:lineRule="auto"/>
     </w:pPr>
     <w:rPr>
-      <w:rFonts w:asciiTheme="majorHAnsi" w:eastAsiaTheme="majorEastAsia" w:hAnsiTheme="majorHAnsi" w:cstheme="majorBidi"/>
+      <w:rFonts/>
       <w:color w:val="000000" w:themeColor="text1"/>
     </w:rPr>
     <w:tblPr>
@@ -8725,7 +8539,7 @@
       <w:spacing w:after="0" w:line="240" w:lineRule="auto"/>
     </w:pPr>
     <w:rPr>
-      <w:rFonts w:asciiTheme="majorHAnsi" w:eastAsiaTheme="majorEastAsia" w:hAnsiTheme="majorHAnsi" w:cstheme="majorBidi"/>
+      <w:rFonts/>
       <w:color w:val="000000" w:themeColor="text1"/>
     </w:rPr>
     <w:tblPr>
